--- a/API.docx
+++ b/API.docx
@@ -985,7 +985,25 @@
           <w:sz w:val="22"/>
           <w:szCs w:val="22"/>
         </w:rPr>
-        <w:t xml:space="preserve">получение статуса пакетной операции (GET /disconnect-batch/{batch_id}).</w:t>
+        <w:t>получение статуса пакетной операции (GET /disconnect-batch/{batch_id});</w:t>
+      </w:r>
+    </w:p>
+    <w:p>
+      <w:pPr>
+        <w:pStyle w:val="ListParagraph"/>
+        <w:numPr>
+          <w:ilvl w:val="0"/>
+          <w:numId w:val="2"/>
+        </w:numPr>
+        <w:spacing w:after="80" w:line="276"/>
+      </w:pPr>
+      <w:r>
+        <w:rPr>
+          <w:rFonts w:ascii="Times New Roman" w:cs="Times New Roman" w:eastAsia="Times New Roman" w:hAnsi="Times New Roman"/>
+          <w:sz w:val="22"/>
+          <w:szCs w:val="22"/>
+        </w:rPr>
+        <w:t>чтение профиля нагрузки (GET /profile).</w:t>
       </w:r>
     </w:p>
     <w:p>
@@ -2651,6 +2669,365 @@
     </w:p>
     <w:p>
       <w:pPr>
+        <w:pStyle w:val="Heading2"/>
+        <w:spacing w:after="160" w:before="260"/>
+      </w:pPr>
+      <w:r>
+        <w:t>4.6. GET /profile — получение профиля нагрузки</w:t>
+      </w:r>
+    </w:p>
+    <w:tbl>
+      <w:tblPr>
+        <w:tblW w:type="dxa" w:w="9500"/>
+        <w:tblBorders>
+          <w:top w:val="single" w:color="999999" w:sz="4"/>
+          <w:left w:val="single" w:color="999999" w:sz="4"/>
+          <w:bottom w:val="single" w:color="999999" w:sz="4"/>
+          <w:right w:val="single" w:color="999999" w:sz="4"/>
+          <w:insideH w:val="single" w:color="999999" w:sz="4"/>
+          <w:insideV w:val="single" w:color="999999" w:sz="4"/>
+        </w:tblBorders>
+      </w:tblPr>
+      <w:tblGrid>
+        <w:gridCol w:w="3200"/>
+        <w:gridCol w:w="6300"/>
+      </w:tblGrid>
+      <w:tr>
+        <w:trPr>
+          <w:tblHeader/>
+        </w:trPr>
+        <w:tc>
+          <w:tcPr>
+            <w:tcW w:type="dxa" w:w="3200"/>
+            <w:shd w:fill="D9D9D9" w:val="clear"/>
+            <w:tcMar>
+              <w:top w:type="dxa" w:w="80"/>
+              <w:left w:type="dxa" w:w="100"/>
+              <w:bottom w:type="dxa" w:w="80"/>
+              <w:right w:type="dxa" w:w="100"/>
+            </w:tcMar>
+            <w:vAlign w:val="center"/>
+          </w:tcPr>
+          <w:p>
+            <w:r>
+              <w:rPr>
+                <w:rFonts w:ascii="Times New Roman" w:cs="Times New Roman" w:eastAsia="Times New Roman" w:hAnsi="Times New Roman"/>
+                <w:b/>
+                <w:bCs/>
+                <w:sz w:val="20"/>
+                <w:szCs w:val="20"/>
+              </w:rPr>
+              <w:t xml:space="preserve">Параметр</w:t>
+            </w:r>
+          </w:p>
+        </w:tc>
+        <w:tc>
+          <w:tcPr>
+            <w:tcW w:type="dxa" w:w="6300"/>
+            <w:shd w:fill="D9D9D9" w:val="clear"/>
+            <w:tcMar>
+              <w:top w:type="dxa" w:w="80"/>
+              <w:left w:type="dxa" w:w="100"/>
+              <w:bottom w:type="dxa" w:w="80"/>
+              <w:right w:type="dxa" w:w="100"/>
+            </w:tcMar>
+            <w:vAlign w:val="center"/>
+          </w:tcPr>
+          <w:p>
+            <w:r>
+              <w:rPr>
+                <w:rFonts w:ascii="Times New Roman" w:cs="Times New Roman" w:eastAsia="Times New Roman" w:hAnsi="Times New Roman"/>
+                <w:b/>
+                <w:bCs/>
+                <w:sz w:val="20"/>
+                <w:szCs w:val="20"/>
+              </w:rPr>
+              <w:t xml:space="preserve">Значение</w:t>
+            </w:r>
+          </w:p>
+        </w:tc>
+      </w:tr>
+      <w:tr>
+        <w:tc>
+          <w:tcPr>
+            <w:tcW w:type="dxa" w:w="3200"/>
+            <w:tcMar>
+              <w:top w:type="dxa" w:w="80"/>
+              <w:left w:type="dxa" w:w="100"/>
+              <w:bottom w:type="dxa" w:w="80"/>
+              <w:right w:type="dxa" w:w="100"/>
+            </w:tcMar>
+            <w:vAlign w:val="center"/>
+          </w:tcPr>
+          <w:p>
+            <w:r>
+              <w:t>Метод / путь</w:t>
+            </w:r>
+          </w:p>
+        </w:tc>
+        <w:tc>
+          <w:tcPr>
+            <w:tcW w:type="dxa" w:w="6300"/>
+            <w:tcMar>
+              <w:top w:type="dxa" w:w="80"/>
+              <w:left w:type="dxa" w:w="100"/>
+              <w:bottom w:type="dxa" w:w="80"/>
+              <w:right w:type="dxa" w:w="100"/>
+            </w:tcMar>
+            <w:vAlign w:val="center"/>
+          </w:tcPr>
+          <w:p>
+            <w:r>
+              <w:t>GET /api/v1/billing/profile</w:t>
+            </w:r>
+          </w:p>
+        </w:tc>
+      </w:tr>
+      <w:tr>
+        <w:tc>
+          <w:tcPr>
+            <w:tcW w:type="dxa" w:w="3200"/>
+            <w:tcMar>
+              <w:top w:type="dxa" w:w="80"/>
+              <w:left w:type="dxa" w:w="100"/>
+              <w:bottom w:type="dxa" w:w="80"/>
+              <w:right w:type="dxa" w:w="100"/>
+            </w:tcMar>
+            <w:vAlign w:val="center"/>
+          </w:tcPr>
+          <w:p>
+            <w:r>
+              <w:t>Назначение</w:t>
+            </w:r>
+          </w:p>
+        </w:tc>
+        <w:tc>
+          <w:tcPr>
+            <w:tcW w:type="dxa" w:w="6300"/>
+            <w:tcMar>
+              <w:top w:type="dxa" w:w="80"/>
+              <w:left w:type="dxa" w:w="100"/>
+              <w:bottom w:type="dxa" w:w="80"/>
+              <w:right w:type="dxa" w:w="100"/>
+            </w:tcMar>
+            <w:vAlign w:val="center"/>
+          </w:tcPr>
+          <w:p>
+            <w:r>
+              <w:t>Получение профиля нагрузки счётчиков за указанный период</w:t>
+            </w:r>
+          </w:p>
+        </w:tc>
+      </w:tr>
+      <w:tr>
+        <w:tc>
+          <w:tcPr>
+            <w:tcW w:type="dxa" w:w="3200"/>
+            <w:tcMar>
+              <w:top w:type="dxa" w:w="80"/>
+              <w:left w:type="dxa" w:w="100"/>
+              <w:bottom w:type="dxa" w:w="80"/>
+              <w:right w:type="dxa" w:w="100"/>
+            </w:tcMar>
+            <w:vAlign w:val="center"/>
+          </w:tcPr>
+          <w:p>
+            <w:r>
+              <w:t>Обязательные параметры запроса</w:t>
+            </w:r>
+          </w:p>
+        </w:tc>
+        <w:tc>
+          <w:tcPr>
+            <w:tcW w:type="dxa" w:w="6300"/>
+            <w:tcMar>
+              <w:top w:type="dxa" w:w="80"/>
+              <w:left w:type="dxa" w:w="100"/>
+              <w:bottom w:type="dxa" w:w="80"/>
+              <w:right w:type="dxa" w:w="100"/>
+            </w:tcMar>
+            <w:vAlign w:val="center"/>
+          </w:tcPr>
+          <w:p>
+            <w:r>
+              <w:t>date_from, date_to (ISO 8601)</w:t>
+            </w:r>
+          </w:p>
+        </w:tc>
+      </w:tr>
+      <w:tr>
+        <w:tc>
+          <w:tcPr>
+            <w:tcW w:type="dxa" w:w="3200"/>
+            <w:tcMar>
+              <w:top w:type="dxa" w:w="80"/>
+              <w:left w:type="dxa" w:w="100"/>
+              <w:bottom w:type="dxa" w:w="80"/>
+              <w:right w:type="dxa" w:w="100"/>
+            </w:tcMar>
+            <w:vAlign w:val="center"/>
+          </w:tcPr>
+          <w:p>
+            <w:r>
+              <w:t>Необязательные параметры</w:t>
+            </w:r>
+          </w:p>
+        </w:tc>
+        <w:tc>
+          <w:tcPr>
+            <w:tcW w:type="dxa" w:w="6300"/>
+            <w:tcMar>
+              <w:top w:type="dxa" w:w="80"/>
+              <w:left w:type="dxa" w:w="100"/>
+              <w:bottom w:type="dxa" w:w="80"/>
+              <w:right w:type="dxa" w:w="100"/>
+            </w:tcMar>
+            <w:vAlign w:val="center"/>
+          </w:tcPr>
+          <w:p>
+            <w:r>
+              <w:t>meter_ids (список серийных номеров, через запятую), region</w:t>
+            </w:r>
+          </w:p>
+        </w:tc>
+      </w:tr>
+      <w:tr>
+        <w:tc>
+          <w:tcPr>
+            <w:tcW w:type="dxa" w:w="3200"/>
+            <w:tcMar>
+              <w:top w:type="dxa" w:w="80"/>
+              <w:left w:type="dxa" w:w="100"/>
+              <w:bottom w:type="dxa" w:w="80"/>
+              <w:right w:type="dxa" w:w="100"/>
+            </w:tcMar>
+            <w:vAlign w:val="center"/>
+          </w:tcPr>
+          <w:p>
+            <w:r>
+              <w:t>Пагинация</w:t>
+            </w:r>
+          </w:p>
+        </w:tc>
+        <w:tc>
+          <w:tcPr>
+            <w:tcW w:type="dxa" w:w="6300"/>
+            <w:tcMar>
+              <w:top w:type="dxa" w:w="80"/>
+              <w:left w:type="dxa" w:w="100"/>
+              <w:bottom w:type="dxa" w:w="80"/>
+              <w:right w:type="dxa" w:w="100"/>
+            </w:tcMar>
+            <w:vAlign w:val="center"/>
+          </w:tcPr>
+          <w:p>
+            <w:r>
+              <w:t>page, page_size (по умолчанию page_size = 500, максимум — 2000, аналогично п. 4.1)</w:t>
+            </w:r>
+          </w:p>
+        </w:tc>
+      </w:tr>
+    </w:tbl>
+    <w:p>
+      <w:pPr>
+        <w:spacing w:after="160" w:line="276"/>
+        <w:jc w:val="both"/>
+      </w:pPr>
+      <w:r>
+        <w:rPr>
+          <w:rFonts w:ascii="Times New Roman" w:cs="Times New Roman" w:eastAsia="Times New Roman" w:hAnsi="Times New Roman"/>
+          <w:b w:val="false"/>
+          <w:bCs w:val="false"/>
+          <w:i w:val="false"/>
+          <w:iCs w:val="false"/>
+          <w:sz w:val="22"/>
+          <w:szCs w:val="22"/>
+        </w:rPr>
+        <w:t xml:space="preserve">Пример запроса:</w:t>
+      </w:r>
+    </w:p>
+    <w:p>
+      <w:pPr>
+        <w:pBdr>
+          <w:top w:val="single" w:color="CCCCCC" w:sz="4"/>
+          <w:bottom w:val="single" w:color="CCCCCC" w:sz="4"/>
+          <w:left w:val="single" w:color="CCCCCC" w:sz="4"/>
+          <w:right w:val="single" w:color="CCCCCC" w:sz="4"/>
+        </w:pBdr>
+        <w:shd w:fill="F2F2F2" w:val="clear"/>
+        <w:spacing w:after="160" w:before="80"/>
+      </w:pPr>
+      <w:r>
+        <w:rPr>
+          <w:rFonts w:ascii="Courier New" w:cs="Courier New" w:eastAsia="Courier New" w:hAnsi="Courier New"/>
+          <w:sz w:val="20"/>
+          <w:szCs w:val="20"/>
+        </w:rPr>
+        <w:t>GET /api/v1/billing/profile?date_from=2026-08-01T00:00:00%2B05:00&amp;date_to=2026-08-02T00:00:00%2B05:00&amp;page=1&amp;page_size=500</w:t>
+        <w:br/>
+        <w:t>Authorization: Bearer &lt;API-ключ&gt;</w:t>
+      </w:r>
+    </w:p>
+    <w:p>
+      <w:pPr>
+        <w:spacing w:after="160" w:line="276"/>
+        <w:jc w:val="both"/>
+      </w:pPr>
+      <w:r>
+        <w:rPr>
+          <w:rFonts w:ascii="Times New Roman" w:cs="Times New Roman" w:eastAsia="Times New Roman" w:hAnsi="Times New Roman"/>
+          <w:b w:val="false"/>
+          <w:bCs w:val="false"/>
+          <w:i w:val="false"/>
+          <w:iCs w:val="false"/>
+          <w:sz w:val="22"/>
+          <w:szCs w:val="22"/>
+        </w:rPr>
+        <w:t xml:space="preserve">Пример ответа (200 OK):</w:t>
+      </w:r>
+    </w:p>
+    <w:p>
+      <w:pPr>
+        <w:pBdr>
+          <w:top w:val="single" w:color="CCCCCC" w:sz="4"/>
+          <w:bottom w:val="single" w:color="CCCCCC" w:sz="4"/>
+          <w:left w:val="single" w:color="CCCCCC" w:sz="4"/>
+          <w:right w:val="single" w:color="CCCCCC" w:sz="4"/>
+        </w:pBdr>
+        <w:shd w:fill="F2F2F2" w:val="clear"/>
+        <w:spacing w:after="160" w:before="80"/>
+      </w:pPr>
+      <w:r>
+        <w:rPr>
+          <w:rFonts w:ascii="Courier New" w:cs="Courier New" w:eastAsia="Courier New" w:hAnsi="Courier New"/>
+          <w:sz w:val="20"/>
+          <w:szCs w:val="20"/>
+        </w:rPr>
+        <w:t>{</w:t>
+        <w:br/>
+        <w:t xml:space="preserve">  "page": 1, "page_size": 500, "total": 96,</w:t>
+        <w:br/>
+        <w:t xml:space="preserve">  "items": [</w:t>
+        <w:br/>
+        <w:t xml:space="preserve">    {</w:t>
+        <w:br/>
+        <w:t xml:space="preserve">      "meter_serial": "202006003607",</w:t>
+        <w:br/>
+        <w:t xml:space="preserve">      "obis_code": "1.1.63.1.0.ff",</w:t>
+        <w:br/>
+        <w:t xml:space="preserve">      "values": [225.76, 211.97, 313.65, 0.1, 0.105, 0.014, 0.8881, 0.9987, 0.226, 4527.1, 4527.1],</w:t>
+        <w:br/>
+        <w:t xml:space="preserve">      "timestamp": "2026-08-01T00:00:00+05:00"</w:t>
+        <w:br/>
+        <w:t xml:space="preserve">    }</w:t>
+        <w:br/>
+        <w:t xml:space="preserve">  ]</w:t>
+        <w:br/>
+        <w:t>}</w:t>
+      </w:r>
+    </w:p>
+    <w:p>
+      <w:pPr>
         <w:pStyle w:val="Heading1"/>
         <w:spacing w:after="200" w:before="360"/>
       </w:pPr>
@@ -2962,14 +3339,7 @@
           </w:tcPr>
           <w:p>
             <w:r>
-              <w:rPr>
-                <w:rFonts w:ascii="Times New Roman" w:cs="Times New Roman" w:eastAsia="Times New Roman" w:hAnsi="Times New Roman"/>
-                <w:b w:val="false"/>
-                <w:bCs w:val="false"/>
-                <w:sz w:val="20"/>
-                <w:szCs w:val="20"/>
-              </w:rPr>
-              <w:t xml:space="preserve">Максимальный диапазон дат для /readings</w:t>
+              <w:t>Максимальный диапазон дат для /readings, /profile</w:t>
             </w:r>
           </w:p>
         </w:tc>
